--- a/FuentesCurso/UD 05. Redes y volumenes en Docker/UD 05.08 - Extra- Configuración de Proxy Inverso con Traefik y Docker en VPS para Contenedores Individuales.docx
+++ b/FuentesCurso/UD 05. Redes y volumenes en Docker/UD 05.08 - Extra- Configuración de Proxy Inverso con Traefik y Docker en VPS para Contenedores Individuales.docx
@@ -22,6 +22,7 @@
         <w:rPr>
           <w:rFonts w:ascii="Proxima Nova" w:cs="Proxima Nova" w:eastAsia="Proxima Nova" w:hAnsi="Proxima Nova"/>
           <w:b w:val="0"/>
+          <w:bCs w:val="0"/>
           <w:color w:val="669966"/>
           <w:sz w:val="48"/>
           <w:szCs w:val="48"/>
@@ -77,12 +78,12 @@
           <wp:inline distB="114300" distT="114300" distL="114300" distR="114300">
             <wp:extent cx="447675" cy="57150"/>
             <wp:effectExtent b="0" l="0" r="0" t="0"/>
-            <wp:docPr descr="short line" id="2" name="image3.png"/>
+            <wp:docPr descr="short line" id="2" name="image2.png"/>
             <a:graphic>
               <a:graphicData uri="http://schemas.openxmlformats.org/drawingml/2006/picture">
                 <pic:pic>
                   <pic:nvPicPr>
-                    <pic:cNvPr descr="short line" id="0" name="image3.png"/>
+                    <pic:cNvPr descr="short line" id="0" name="image2.png"/>
                     <pic:cNvPicPr preferRelativeResize="0"/>
                   </pic:nvPicPr>
                   <pic:blipFill>
@@ -286,6 +287,7 @@
         <w:rPr>
           <w:rFonts w:ascii="Verdana" w:cs="Verdana" w:eastAsia="Verdana" w:hAnsi="Verdana"/>
           <w:b w:val="1"/>
+          <w:bCs w:val="1"/>
           <w:sz w:val="20"/>
           <w:szCs w:val="20"/>
         </w:rPr>
@@ -310,6 +312,7 @@
         <w:rPr>
           <w:rFonts w:ascii="Verdana" w:cs="Verdana" w:eastAsia="Verdana" w:hAnsi="Verdana"/>
           <w:b w:val="1"/>
+          <w:bCs w:val="1"/>
           <w:sz w:val="20"/>
           <w:szCs w:val="20"/>
           <w:rtl w:val="0"/>
@@ -338,12 +341,12 @@
             <wp:extent cx="922564" cy="322898"/>
             <wp:effectExtent b="0" l="0" r="0" t="0"/>
             <wp:wrapSquare wrapText="bothSides" distB="57150" distT="57150" distL="57150" distR="57150"/>
-            <wp:docPr id="1" name="image2.png"/>
+            <wp:docPr id="1" name="image1.png"/>
             <a:graphic>
               <a:graphicData uri="http://schemas.openxmlformats.org/drawingml/2006/picture">
                 <pic:pic>
                   <pic:nvPicPr>
-                    <pic:cNvPr id="0" name="image2.png"/>
+                    <pic:cNvPr id="0" name="image1.png"/>
                     <pic:cNvPicPr preferRelativeResize="0"/>
                   </pic:nvPicPr>
                   <pic:blipFill>
@@ -428,6 +431,7 @@
         <w:ind w:left="0" w:right="57" w:firstLine="0"/>
         <w:rPr>
           <w:b w:val="1"/>
+          <w:bCs w:val="1"/>
         </w:rPr>
       </w:pPr>
       <w:r>
@@ -441,6 +445,7 @@
       <w:r>
         <w:rPr>
           <w:b w:val="1"/>
+          <w:bCs w:val="1"/>
           <w:rtl w:val="0"/>
         </w:rPr>
         <w:t xml:space="preserve">Importante</w:t>
@@ -471,6 +476,7 @@
         <w:ind w:left="0" w:right="57" w:firstLine="0"/>
         <w:rPr>
           <w:b w:val="1"/>
+          <w:bCs w:val="1"/>
         </w:rPr>
       </w:pPr>
       <w:r>
@@ -494,6 +500,7 @@
       <w:r>
         <w:rPr>
           <w:b w:val="1"/>
+          <w:bCs w:val="1"/>
           <w:rtl w:val="0"/>
         </w:rPr>
         <w:t xml:space="preserve">Atención</w:t>
@@ -524,6 +531,7 @@
         <w:ind w:left="0" w:right="57" w:firstLine="0"/>
         <w:rPr>
           <w:b w:val="1"/>
+          <w:bCs w:val="1"/>
         </w:rPr>
       </w:pPr>
       <w:r>
@@ -543,6 +551,7 @@
       <w:r>
         <w:rPr>
           <w:b w:val="1"/>
+          <w:bCs w:val="1"/>
           <w:rtl w:val="0"/>
         </w:rPr>
         <w:t xml:space="preserve">Interesante</w:t>
@@ -552,6 +561,7 @@
       <w:pPr>
         <w:rPr>
           <w:b w:val="1"/>
+          <w:bCs w:val="1"/>
           <w:sz w:val="40"/>
           <w:szCs w:val="40"/>
         </w:rPr>
@@ -559,6 +569,7 @@
       <w:r>
         <w:rPr>
           <w:b w:val="1"/>
+          <w:bCs w:val="1"/>
           <w:sz w:val="40"/>
           <w:szCs w:val="40"/>
           <w:rtl w:val="0"/>
@@ -568,6 +579,7 @@
     </w:p>
     <w:sdt>
       <w:sdtPr>
+        <w:id w:val="648857422"/>
         <w:docPartObj>
           <w:docPartGallery w:val="Table of Contents"/>
           <w:docPartUnique w:val="1"/>
@@ -584,7 +596,9 @@
             <w:rPr>
               <w:rFonts w:ascii="Arial" w:cs="Arial" w:eastAsia="Arial" w:hAnsi="Arial"/>
               <w:b w:val="1"/>
+              <w:bCs w:val="1"/>
               <w:i w:val="0"/>
+              <w:iCs w:val="0"/>
               <w:smallCaps w:val="0"/>
               <w:strike w:val="0"/>
               <w:color w:val="000000"/>
@@ -605,7 +619,9 @@
               <w:rPr>
                 <w:rFonts w:ascii="Arial" w:cs="Arial" w:eastAsia="Arial" w:hAnsi="Arial"/>
                 <w:b w:val="1"/>
+                <w:bCs w:val="1"/>
                 <w:i w:val="0"/>
+                <w:iCs w:val="0"/>
                 <w:smallCaps w:val="0"/>
                 <w:strike w:val="0"/>
                 <w:color w:val="000000"/>
@@ -638,7 +654,9 @@
             <w:rPr>
               <w:rFonts w:ascii="Arial" w:cs="Arial" w:eastAsia="Arial" w:hAnsi="Arial"/>
               <w:b w:val="0"/>
+              <w:bCs w:val="0"/>
               <w:i w:val="0"/>
+              <w:iCs w:val="0"/>
               <w:smallCaps w:val="0"/>
               <w:strike w:val="0"/>
               <w:color w:val="000000"/>
@@ -654,7 +672,9 @@
               <w:rPr>
                 <w:rFonts w:ascii="Arial" w:cs="Arial" w:eastAsia="Arial" w:hAnsi="Arial"/>
                 <w:b w:val="0"/>
+                <w:bCs w:val="0"/>
                 <w:i w:val="0"/>
+                <w:iCs w:val="0"/>
                 <w:smallCaps w:val="0"/>
                 <w:strike w:val="0"/>
                 <w:color w:val="000000"/>
@@ -687,7 +707,9 @@
             <w:rPr>
               <w:rFonts w:ascii="Arial" w:cs="Arial" w:eastAsia="Arial" w:hAnsi="Arial"/>
               <w:b w:val="0"/>
+              <w:bCs w:val="0"/>
               <w:i w:val="0"/>
+              <w:iCs w:val="0"/>
               <w:smallCaps w:val="0"/>
               <w:strike w:val="0"/>
               <w:color w:val="000000"/>
@@ -703,7 +725,9 @@
               <w:rPr>
                 <w:rFonts w:ascii="Arial" w:cs="Arial" w:eastAsia="Arial" w:hAnsi="Arial"/>
                 <w:b w:val="0"/>
+                <w:bCs w:val="0"/>
                 <w:i w:val="0"/>
+                <w:iCs w:val="0"/>
                 <w:smallCaps w:val="0"/>
                 <w:strike w:val="0"/>
                 <w:color w:val="000000"/>
@@ -736,7 +760,9 @@
             <w:rPr>
               <w:rFonts w:ascii="Arial" w:cs="Arial" w:eastAsia="Arial" w:hAnsi="Arial"/>
               <w:b w:val="0"/>
+              <w:bCs w:val="0"/>
               <w:i w:val="0"/>
+              <w:iCs w:val="0"/>
               <w:smallCaps w:val="0"/>
               <w:strike w:val="0"/>
               <w:color w:val="000000"/>
@@ -752,7 +778,9 @@
               <w:rPr>
                 <w:rFonts w:ascii="Arial" w:cs="Arial" w:eastAsia="Arial" w:hAnsi="Arial"/>
                 <w:b w:val="0"/>
+                <w:bCs w:val="0"/>
                 <w:i w:val="0"/>
+                <w:iCs w:val="0"/>
                 <w:smallCaps w:val="0"/>
                 <w:strike w:val="0"/>
                 <w:color w:val="000000"/>
@@ -785,7 +813,9 @@
             <w:rPr>
               <w:rFonts w:ascii="Arial" w:cs="Arial" w:eastAsia="Arial" w:hAnsi="Arial"/>
               <w:b w:val="0"/>
+              <w:bCs w:val="0"/>
               <w:i w:val="0"/>
+              <w:iCs w:val="0"/>
               <w:smallCaps w:val="0"/>
               <w:strike w:val="0"/>
               <w:color w:val="000000"/>
@@ -801,7 +831,9 @@
               <w:rPr>
                 <w:rFonts w:ascii="Arial" w:cs="Arial" w:eastAsia="Arial" w:hAnsi="Arial"/>
                 <w:b w:val="0"/>
+                <w:bCs w:val="0"/>
                 <w:i w:val="0"/>
+                <w:iCs w:val="0"/>
                 <w:smallCaps w:val="0"/>
                 <w:strike w:val="0"/>
                 <w:color w:val="000000"/>
@@ -834,7 +866,9 @@
             <w:rPr>
               <w:rFonts w:ascii="Arial" w:cs="Arial" w:eastAsia="Arial" w:hAnsi="Arial"/>
               <w:b w:val="0"/>
+              <w:bCs w:val="0"/>
               <w:i w:val="0"/>
+              <w:iCs w:val="0"/>
               <w:smallCaps w:val="0"/>
               <w:strike w:val="0"/>
               <w:color w:val="000000"/>
@@ -850,7 +884,9 @@
               <w:rPr>
                 <w:rFonts w:ascii="Arial" w:cs="Arial" w:eastAsia="Arial" w:hAnsi="Arial"/>
                 <w:b w:val="0"/>
+                <w:bCs w:val="0"/>
                 <w:i w:val="0"/>
+                <w:iCs w:val="0"/>
                 <w:smallCaps w:val="0"/>
                 <w:strike w:val="0"/>
                 <w:color w:val="000000"/>
@@ -883,7 +919,9 @@
             <w:rPr>
               <w:rFonts w:ascii="Arial" w:cs="Arial" w:eastAsia="Arial" w:hAnsi="Arial"/>
               <w:b w:val="0"/>
+              <w:bCs w:val="0"/>
               <w:i w:val="0"/>
+              <w:iCs w:val="0"/>
               <w:smallCaps w:val="0"/>
               <w:strike w:val="0"/>
               <w:color w:val="000000"/>
@@ -899,7 +937,9 @@
               <w:rPr>
                 <w:rFonts w:ascii="Arial" w:cs="Arial" w:eastAsia="Arial" w:hAnsi="Arial"/>
                 <w:b w:val="0"/>
+                <w:bCs w:val="0"/>
                 <w:i w:val="0"/>
+                <w:iCs w:val="0"/>
                 <w:smallCaps w:val="0"/>
                 <w:strike w:val="0"/>
                 <w:color w:val="000000"/>
@@ -932,7 +972,9 @@
             <w:rPr>
               <w:rFonts w:ascii="Arial" w:cs="Arial" w:eastAsia="Arial" w:hAnsi="Arial"/>
               <w:b w:val="0"/>
+              <w:bCs w:val="0"/>
               <w:i w:val="0"/>
+              <w:iCs w:val="0"/>
               <w:smallCaps w:val="0"/>
               <w:strike w:val="0"/>
               <w:color w:val="000000"/>
@@ -948,7 +990,9 @@
               <w:rPr>
                 <w:rFonts w:ascii="Arial" w:cs="Arial" w:eastAsia="Arial" w:hAnsi="Arial"/>
                 <w:b w:val="0"/>
+                <w:bCs w:val="0"/>
                 <w:i w:val="0"/>
+                <w:iCs w:val="0"/>
                 <w:smallCaps w:val="0"/>
                 <w:strike w:val="0"/>
                 <w:color w:val="000000"/>
@@ -981,7 +1025,9 @@
             <w:rPr>
               <w:rFonts w:ascii="Arial" w:cs="Arial" w:eastAsia="Arial" w:hAnsi="Arial"/>
               <w:b w:val="0"/>
+              <w:bCs w:val="0"/>
               <w:i w:val="0"/>
+              <w:iCs w:val="0"/>
               <w:smallCaps w:val="0"/>
               <w:strike w:val="0"/>
               <w:color w:val="000000"/>
@@ -997,7 +1043,9 @@
               <w:rPr>
                 <w:rFonts w:ascii="Arial" w:cs="Arial" w:eastAsia="Arial" w:hAnsi="Arial"/>
                 <w:b w:val="0"/>
+                <w:bCs w:val="0"/>
                 <w:i w:val="0"/>
+                <w:iCs w:val="0"/>
                 <w:smallCaps w:val="0"/>
                 <w:strike w:val="0"/>
                 <w:color w:val="000000"/>
@@ -1030,7 +1078,9 @@
             <w:rPr>
               <w:rFonts w:ascii="Arial" w:cs="Arial" w:eastAsia="Arial" w:hAnsi="Arial"/>
               <w:b w:val="0"/>
+              <w:bCs w:val="0"/>
               <w:i w:val="0"/>
+              <w:iCs w:val="0"/>
               <w:smallCaps w:val="0"/>
               <w:strike w:val="0"/>
               <w:color w:val="000000"/>
@@ -1046,7 +1096,9 @@
               <w:rPr>
                 <w:rFonts w:ascii="Arial" w:cs="Arial" w:eastAsia="Arial" w:hAnsi="Arial"/>
                 <w:b w:val="0"/>
+                <w:bCs w:val="0"/>
                 <w:i w:val="0"/>
+                <w:iCs w:val="0"/>
                 <w:smallCaps w:val="0"/>
                 <w:strike w:val="0"/>
                 <w:color w:val="000000"/>
@@ -1079,7 +1131,9 @@
             <w:rPr>
               <w:rFonts w:ascii="Arial" w:cs="Arial" w:eastAsia="Arial" w:hAnsi="Arial"/>
               <w:b w:val="0"/>
+              <w:bCs w:val="0"/>
               <w:i w:val="0"/>
+              <w:iCs w:val="0"/>
               <w:smallCaps w:val="0"/>
               <w:strike w:val="0"/>
               <w:color w:val="000000"/>
@@ -1095,7 +1149,9 @@
               <w:rPr>
                 <w:rFonts w:ascii="Arial" w:cs="Arial" w:eastAsia="Arial" w:hAnsi="Arial"/>
                 <w:b w:val="0"/>
+                <w:bCs w:val="0"/>
                 <w:i w:val="0"/>
+                <w:iCs w:val="0"/>
                 <w:smallCaps w:val="0"/>
                 <w:strike w:val="0"/>
                 <w:color w:val="000000"/>
@@ -1128,7 +1184,9 @@
             <w:rPr>
               <w:rFonts w:ascii="Arial" w:cs="Arial" w:eastAsia="Arial" w:hAnsi="Arial"/>
               <w:b w:val="0"/>
+              <w:bCs w:val="0"/>
               <w:i w:val="0"/>
+              <w:iCs w:val="0"/>
               <w:smallCaps w:val="0"/>
               <w:strike w:val="0"/>
               <w:color w:val="000000"/>
@@ -1144,7 +1202,9 @@
               <w:rPr>
                 <w:rFonts w:ascii="Arial" w:cs="Arial" w:eastAsia="Arial" w:hAnsi="Arial"/>
                 <w:b w:val="0"/>
+                <w:bCs w:val="0"/>
                 <w:i w:val="0"/>
+                <w:iCs w:val="0"/>
                 <w:smallCaps w:val="0"/>
                 <w:strike w:val="0"/>
                 <w:color w:val="000000"/>
@@ -1239,6 +1299,7 @@
         <w:jc w:val="both"/>
         <w:rPr>
           <w:b w:val="1"/>
+          <w:bCs w:val="1"/>
           <w:smallCaps w:val="0"/>
           <w:color w:val="000000"/>
           <w:sz w:val="46"/>
@@ -1250,6 +1311,7 @@
       <w:r>
         <w:rPr>
           <w:b w:val="1"/>
+          <w:bCs w:val="1"/>
           <w:smallCaps w:val="0"/>
           <w:color w:val="000000"/>
           <w:sz w:val="46"/>
@@ -1285,6 +1347,7 @@
         <w:jc w:val="both"/>
         <w:rPr>
           <w:b w:val="1"/>
+          <w:bCs w:val="1"/>
           <w:color w:val="000000"/>
           <w:sz w:val="34"/>
           <w:szCs w:val="34"/>
@@ -1295,6 +1358,7 @@
       <w:r>
         <w:rPr>
           <w:b w:val="1"/>
+          <w:bCs w:val="1"/>
           <w:color w:val="000000"/>
           <w:sz w:val="34"/>
           <w:szCs w:val="34"/>
@@ -1346,6 +1410,7 @@
         <w:jc w:val="both"/>
         <w:rPr>
           <w:b w:val="1"/>
+          <w:bCs w:val="1"/>
           <w:color w:val="000000"/>
           <w:sz w:val="34"/>
           <w:szCs w:val="34"/>
@@ -1356,6 +1421,7 @@
       <w:r>
         <w:rPr>
           <w:b w:val="1"/>
+          <w:bCs w:val="1"/>
           <w:color w:val="000000"/>
           <w:sz w:val="34"/>
           <w:szCs w:val="34"/>
@@ -1374,6 +1440,7 @@
         <w:rPr>
           <w:rFonts w:ascii="Calibri" w:cs="Calibri" w:eastAsia="Calibri" w:hAnsi="Calibri"/>
           <w:b w:val="1"/>
+          <w:bCs w:val="1"/>
           <w:color w:val="000000"/>
           <w:sz w:val="26"/>
           <w:szCs w:val="26"/>
@@ -1385,6 +1452,7 @@
         <w:rPr>
           <w:rFonts w:ascii="Calibri" w:cs="Calibri" w:eastAsia="Calibri" w:hAnsi="Calibri"/>
           <w:b w:val="1"/>
+          <w:bCs w:val="1"/>
           <w:color w:val="000000"/>
           <w:sz w:val="26"/>
           <w:szCs w:val="26"/>
@@ -1437,6 +1505,7 @@
         <w:rPr>
           <w:rFonts w:ascii="Calibri" w:cs="Calibri" w:eastAsia="Calibri" w:hAnsi="Calibri"/>
           <w:b w:val="1"/>
+          <w:bCs w:val="1"/>
           <w:color w:val="000000"/>
           <w:sz w:val="26"/>
           <w:szCs w:val="26"/>
@@ -1448,6 +1517,7 @@
         <w:rPr>
           <w:rFonts w:ascii="Calibri" w:cs="Calibri" w:eastAsia="Calibri" w:hAnsi="Calibri"/>
           <w:b w:val="1"/>
+          <w:bCs w:val="1"/>
           <w:color w:val="000000"/>
           <w:sz w:val="26"/>
           <w:szCs w:val="26"/>
@@ -1644,6 +1714,7 @@
         <w:rPr>
           <w:rFonts w:ascii="Calibri" w:cs="Calibri" w:eastAsia="Calibri" w:hAnsi="Calibri"/>
           <w:b w:val="1"/>
+          <w:bCs w:val="1"/>
           <w:color w:val="000000"/>
           <w:sz w:val="26"/>
           <w:szCs w:val="26"/>
@@ -1655,6 +1726,7 @@
         <w:rPr>
           <w:rFonts w:ascii="Calibri" w:cs="Calibri" w:eastAsia="Calibri" w:hAnsi="Calibri"/>
           <w:b w:val="1"/>
+          <w:bCs w:val="1"/>
           <w:color w:val="000000"/>
           <w:sz w:val="26"/>
           <w:szCs w:val="26"/>
@@ -1673,6 +1745,7 @@
         <w:rPr>
           <w:rFonts w:ascii="Calibri" w:cs="Calibri" w:eastAsia="Calibri" w:hAnsi="Calibri"/>
           <w:i w:val="0"/>
+          <w:iCs w:val="0"/>
           <w:sz w:val="22"/>
           <w:szCs w:val="22"/>
           <w:u w:val="none"/>
@@ -1684,6 +1757,7 @@
         <w:rPr>
           <w:rFonts w:ascii="Calibri" w:cs="Calibri" w:eastAsia="Calibri" w:hAnsi="Calibri"/>
           <w:i w:val="0"/>
+          <w:iCs w:val="0"/>
           <w:sz w:val="22"/>
           <w:szCs w:val="22"/>
           <w:u w:val="none"/>
@@ -1825,6 +1899,7 @@
         <w:rPr>
           <w:rFonts w:ascii="Calibri" w:cs="Calibri" w:eastAsia="Calibri" w:hAnsi="Calibri"/>
           <w:i w:val="0"/>
+          <w:iCs w:val="0"/>
           <w:sz w:val="22"/>
           <w:szCs w:val="22"/>
           <w:u w:val="none"/>
@@ -1848,6 +1923,7 @@
         <w:rPr>
           <w:rFonts w:ascii="Calibri" w:cs="Calibri" w:eastAsia="Calibri" w:hAnsi="Calibri"/>
           <w:i w:val="0"/>
+          <w:iCs w:val="0"/>
           <w:sz w:val="22"/>
           <w:szCs w:val="22"/>
           <w:u w:val="none"/>
@@ -1859,6 +1935,7 @@
         <w:rPr>
           <w:rFonts w:ascii="Calibri" w:cs="Calibri" w:eastAsia="Calibri" w:hAnsi="Calibri"/>
           <w:i w:val="0"/>
+          <w:iCs w:val="0"/>
           <w:sz w:val="22"/>
           <w:szCs w:val="22"/>
           <w:u w:val="none"/>
@@ -2010,6 +2087,7 @@
         <w:rPr>
           <w:rFonts w:ascii="Calibri" w:cs="Calibri" w:eastAsia="Calibri" w:hAnsi="Calibri"/>
           <w:i w:val="0"/>
+          <w:iCs w:val="0"/>
           <w:sz w:val="22"/>
           <w:szCs w:val="22"/>
           <w:u w:val="none"/>
@@ -2021,6 +2099,7 @@
         <w:rPr>
           <w:rFonts w:ascii="Calibri" w:cs="Calibri" w:eastAsia="Calibri" w:hAnsi="Calibri"/>
           <w:i w:val="0"/>
+          <w:iCs w:val="0"/>
           <w:sz w:val="22"/>
           <w:szCs w:val="22"/>
           <w:u w:val="none"/>
@@ -2162,6 +2241,7 @@
         <w:rPr>
           <w:rFonts w:ascii="Calibri" w:cs="Calibri" w:eastAsia="Calibri" w:hAnsi="Calibri"/>
           <w:b w:val="1"/>
+          <w:bCs w:val="1"/>
           <w:color w:val="000000"/>
           <w:sz w:val="26"/>
           <w:szCs w:val="26"/>
@@ -2173,6 +2253,7 @@
         <w:rPr>
           <w:rFonts w:ascii="Calibri" w:cs="Calibri" w:eastAsia="Calibri" w:hAnsi="Calibri"/>
           <w:b w:val="1"/>
+          <w:bCs w:val="1"/>
           <w:color w:val="000000"/>
           <w:sz w:val="26"/>
           <w:szCs w:val="26"/>
@@ -2198,6 +2279,7 @@
       <w:r>
         <w:rPr>
           <w:b w:val="1"/>
+          <w:bCs w:val="1"/>
           <w:rtl w:val="0"/>
         </w:rPr>
         <w:t xml:space="preserve">docker exec </w:t>
@@ -2219,6 +2301,7 @@
         <w:rPr>
           <w:rFonts w:ascii="Calibri" w:cs="Calibri" w:eastAsia="Calibri" w:hAnsi="Calibri"/>
           <w:b w:val="1"/>
+          <w:bCs w:val="1"/>
           <w:color w:val="000000"/>
           <w:sz w:val="26"/>
           <w:szCs w:val="26"/>
@@ -2230,6 +2313,7 @@
         <w:rPr>
           <w:rFonts w:ascii="Calibri" w:cs="Calibri" w:eastAsia="Calibri" w:hAnsi="Calibri"/>
           <w:b w:val="1"/>
+          <w:bCs w:val="1"/>
           <w:color w:val="000000"/>
           <w:sz w:val="26"/>
           <w:szCs w:val="26"/>
@@ -2264,6 +2348,7 @@
         <w:jc w:val="both"/>
         <w:rPr>
           <w:b w:val="1"/>
+          <w:bCs w:val="1"/>
           <w:color w:val="000000"/>
           <w:sz w:val="34"/>
           <w:szCs w:val="34"/>
@@ -2274,6 +2359,7 @@
       <w:r>
         <w:rPr>
           <w:b w:val="1"/>
+          <w:bCs w:val="1"/>
           <w:color w:val="000000"/>
           <w:sz w:val="34"/>
           <w:szCs w:val="34"/>
@@ -2984,11 +3070,19 @@
       </w:pPr>
     </w:pPrDefault>
   </w:docDefaults>
+  <w:style w:type="table" w:styleId="TableNormal" w:default="1">
+    <w:name w:val="TableNormal"/>
+    <w:tblPr>
+      <w:tblCellMar>
+        <w:top w:w="100.0" w:type="dxa"/>
+        <w:left w:w="100.0" w:type="dxa"/>
+        <w:bottom w:w="100.0" w:type="dxa"/>
+        <w:right w:w="100.0" w:type="dxa"/>
+      </w:tblCellMar>
+    </w:tblPr>
+  </w:style>
   <w:style w:type="paragraph" w:styleId="Normal" w:default="1">
     <w:name w:val="normal"/>
-  </w:style>
-  <w:style w:type="table" w:styleId="TableNormal" w:default="1">
-    <w:name w:val="Table Normal"/>
   </w:style>
   <w:style w:type="paragraph" w:styleId="Heading1">
     <w:name w:val="heading 1"/>
@@ -3036,6 +3130,7 @@
     <w:rPr>
       <w:rFonts w:ascii="Arial" w:cs="Arial" w:eastAsia="Arial" w:hAnsi="Arial"/>
       <w:b w:val="0"/>
+      <w:bCs w:val="0"/>
       <w:smallCaps w:val="0"/>
       <w:color w:val="669966"/>
       <w:sz w:val="22"/>
@@ -3056,7 +3151,9 @@
     <w:rPr>
       <w:rFonts w:ascii="Arial" w:cs="Arial" w:eastAsia="Arial" w:hAnsi="Arial"/>
       <w:b w:val="1"/>
+      <w:bCs w:val="1"/>
       <w:i w:val="1"/>
+      <w:iCs w:val="1"/>
       <w:smallCaps w:val="0"/>
       <w:sz w:val="21"/>
       <w:szCs w:val="21"/>
@@ -3077,6 +3174,7 @@
     <w:rPr>
       <w:rFonts w:ascii="Arial" w:cs="Arial" w:eastAsia="Arial" w:hAnsi="Arial"/>
       <w:b w:val="1"/>
+      <w:bCs w:val="1"/>
       <w:smallCaps w:val="1"/>
       <w:sz w:val="24"/>
       <w:szCs w:val="24"/>
@@ -3094,6 +3192,7 @@
     </w:pPr>
     <w:rPr>
       <w:b w:val="1"/>
+      <w:bCs w:val="1"/>
       <w:sz w:val="20"/>
       <w:szCs w:val="20"/>
     </w:rPr>
@@ -3110,6 +3209,7 @@
     </w:pPr>
     <w:rPr>
       <w:b w:val="1"/>
+      <w:bCs w:val="1"/>
       <w:sz w:val="72"/>
       <w:szCs w:val="72"/>
     </w:rPr>
@@ -3127,6 +3227,7 @@
     <w:rPr>
       <w:rFonts w:ascii="Georgia" w:cs="Georgia" w:eastAsia="Georgia" w:hAnsi="Georgia"/>
       <w:i w:val="1"/>
+      <w:iCs w:val="1"/>
       <w:color w:val="666666"/>
       <w:sz w:val="48"/>
       <w:szCs w:val="48"/>
@@ -3137,12 +3238,6 @@
     <w:tblPr>
       <w:tblStyleRowBandSize w:val="1"/>
       <w:tblStyleColBandSize w:val="1"/>
-      <w:tblCellMar>
-        <w:top w:w="100.0" w:type="dxa"/>
-        <w:left w:w="100.0" w:type="dxa"/>
-        <w:bottom w:w="100.0" w:type="dxa"/>
-        <w:right w:w="100.0" w:type="dxa"/>
-      </w:tblCellMar>
     </w:tblPr>
   </w:style>
   <w:style w:type="table" w:styleId="Table2">
@@ -3150,12 +3245,6 @@
     <w:tblPr>
       <w:tblStyleRowBandSize w:val="1"/>
       <w:tblStyleColBandSize w:val="1"/>
-      <w:tblCellMar>
-        <w:top w:w="100.0" w:type="dxa"/>
-        <w:left w:w="100.0" w:type="dxa"/>
-        <w:bottom w:w="100.0" w:type="dxa"/>
-        <w:right w:w="100.0" w:type="dxa"/>
-      </w:tblCellMar>
     </w:tblPr>
   </w:style>
   <w:style w:type="table" w:styleId="Table3">
@@ -3163,12 +3252,6 @@
     <w:tblPr>
       <w:tblStyleRowBandSize w:val="1"/>
       <w:tblStyleColBandSize w:val="1"/>
-      <w:tblCellMar>
-        <w:top w:w="100.0" w:type="dxa"/>
-        <w:left w:w="100.0" w:type="dxa"/>
-        <w:bottom w:w="100.0" w:type="dxa"/>
-        <w:right w:w="100.0" w:type="dxa"/>
-      </w:tblCellMar>
     </w:tblPr>
   </w:style>
   <w:style w:type="table" w:styleId="Table4">
@@ -3176,12 +3259,6 @@
     <w:tblPr>
       <w:tblStyleRowBandSize w:val="1"/>
       <w:tblStyleColBandSize w:val="1"/>
-      <w:tblCellMar>
-        <w:top w:w="100.0" w:type="dxa"/>
-        <w:left w:w="100.0" w:type="dxa"/>
-        <w:bottom w:w="100.0" w:type="dxa"/>
-        <w:right w:w="100.0" w:type="dxa"/>
-      </w:tblCellMar>
     </w:tblPr>
   </w:style>
 </w:styles>
